--- a/Python_Ромоданов_Лаб_2.docx
+++ b/Python_Ромоданов_Лаб_2.docx
@@ -5813,14 +5813,16 @@
           <w:color w:val="auto"/>
           <w:sz w:val="18"/>
           <w:szCs w:val="18"/>
-        </w:rPr>
-      </w:pPr>
-      <w:r>
-        <w:rPr>
-          <w:rFonts w:ascii="Courier New" w:hAnsi="Courier New" w:cs="Courier New"/>
-          <w:color w:val="auto"/>
-          <w:sz w:val="18"/>
-          <w:szCs w:val="18"/>
+          <w:lang w:val="en-US"/>
+        </w:rPr>
+      </w:pPr>
+      <w:r>
+        <w:rPr>
+          <w:rFonts w:ascii="Courier New" w:hAnsi="Courier New" w:cs="Courier New"/>
+          <w:color w:val="auto"/>
+          <w:sz w:val="18"/>
+          <w:szCs w:val="18"/>
+          <w:lang w:val="en-US"/>
         </w:rPr>
         <w:t>plt.subplot(2, 2, 1)</w:t>
       </w:r>
@@ -5838,14 +5840,16 @@
           <w:color w:val="auto"/>
           <w:sz w:val="18"/>
           <w:szCs w:val="18"/>
-        </w:rPr>
-      </w:pPr>
-      <w:r>
-        <w:rPr>
-          <w:rFonts w:ascii="Courier New" w:hAnsi="Courier New" w:cs="Courier New"/>
-          <w:color w:val="auto"/>
-          <w:sz w:val="18"/>
-          <w:szCs w:val="18"/>
+          <w:lang w:val="en-US"/>
+        </w:rPr>
+      </w:pPr>
+      <w:r>
+        <w:rPr>
+          <w:rFonts w:ascii="Courier New" w:hAnsi="Courier New" w:cs="Courier New"/>
+          <w:color w:val="auto"/>
+          <w:sz w:val="18"/>
+          <w:szCs w:val="18"/>
+          <w:lang w:val="en-US"/>
         </w:rPr>
         <w:t>plt.plot(sample_numbers, signal[:samples_count], linestyle="-")</w:t>
       </w:r>
@@ -6650,6 +6654,47 @@
           <w:sz w:val="18"/>
           <w:szCs w:val="18"/>
         </w:rPr>
+        <w:t>print(time.time() - start_time, "seconds")</w:t>
+      </w:r>
+    </w:p>
+    <w:p>
+      <w:pPr>
+        <w:autoSpaceDE w:val="0"/>
+        <w:autoSpaceDN w:val="0"/>
+        <w:adjustRightInd w:val="0"/>
+        <w:spacing w:line="240" w:lineRule="auto"/>
+        <w:ind w:firstLine="0"/>
+        <w:jc w:val="left"/>
+        <w:rPr>
+          <w:rFonts w:ascii="Courier New" w:hAnsi="Courier New" w:cs="Courier New"/>
+          <w:color w:val="auto"/>
+          <w:sz w:val="18"/>
+          <w:szCs w:val="18"/>
+        </w:rPr>
+      </w:pPr>
+    </w:p>
+    <w:p>
+      <w:pPr>
+        <w:autoSpaceDE w:val="0"/>
+        <w:autoSpaceDN w:val="0"/>
+        <w:adjustRightInd w:val="0"/>
+        <w:spacing w:line="240" w:lineRule="auto"/>
+        <w:ind w:firstLine="0"/>
+        <w:jc w:val="left"/>
+        <w:rPr>
+          <w:rFonts w:ascii="Courier New" w:hAnsi="Courier New" w:cs="Courier New"/>
+          <w:color w:val="auto"/>
+          <w:sz w:val="18"/>
+          <w:szCs w:val="18"/>
+        </w:rPr>
+      </w:pPr>
+      <w:r>
+        <w:rPr>
+          <w:rFonts w:ascii="Courier New" w:hAnsi="Courier New" w:cs="Courier New"/>
+          <w:color w:val="auto"/>
+          <w:sz w:val="18"/>
+          <w:szCs w:val="18"/>
+        </w:rPr>
         <w:t>plt.show()</w:t>
       </w:r>
     </w:p>
@@ -6708,31 +6753,6 @@
           <w:szCs w:val="18"/>
         </w:rPr>
         <w:t>print("\nПрограмма успешно завершена.")</w:t>
-      </w:r>
-    </w:p>
-    <w:p>
-      <w:pPr>
-        <w:autoSpaceDE w:val="0"/>
-        <w:autoSpaceDN w:val="0"/>
-        <w:adjustRightInd w:val="0"/>
-        <w:spacing w:line="240" w:lineRule="auto"/>
-        <w:ind w:firstLine="0"/>
-        <w:jc w:val="left"/>
-        <w:rPr>
-          <w:rFonts w:ascii="Courier New" w:hAnsi="Courier New" w:cs="Courier New"/>
-          <w:color w:val="auto"/>
-          <w:sz w:val="18"/>
-          <w:szCs w:val="18"/>
-        </w:rPr>
-      </w:pPr>
-      <w:r>
-        <w:rPr>
-          <w:rFonts w:ascii="Courier New" w:hAnsi="Courier New" w:cs="Courier New"/>
-          <w:color w:val="auto"/>
-          <w:sz w:val="18"/>
-          <w:szCs w:val="18"/>
-        </w:rPr>
-        <w:t>print(time.time() - start_time, "seconds")</w:t>
       </w:r>
     </w:p>
     <w:p>
